--- a/arquivos-das-aulas/javascript/my_documents/aulas_teoricas_exer.docx
+++ b/arquivos-das-aulas/javascript/my_documents/aulas_teoricas_exer.docx
@@ -371,7 +371,7 @@
           <w:szCs w:val="40"/>
         </w:rPr>
         <w:drawing>
-          <wp:anchor distT="0" distB="0" distL="114300" distR="114300" simplePos="0" relativeHeight="251713536" behindDoc="1" locked="0" layoutInCell="1" allowOverlap="1" wp14:anchorId="37FF32FB" wp14:editId="641E074B">
+          <wp:anchor distT="0" distB="0" distL="114300" distR="114300" simplePos="0" relativeHeight="251713536" behindDoc="1" locked="0" layoutInCell="1" allowOverlap="1" wp14:anchorId="37FF32FB" wp14:editId="38DC6E88">
             <wp:simplePos x="0" y="0"/>
             <wp:positionH relativeFrom="margin">
               <wp:align>center</wp:align>
@@ -20859,41 +20859,326 @@
         <w:rPr>
           <w:b/>
           <w:bCs/>
+          <w:sz w:val="32"/>
+          <w:szCs w:val="32"/>
+        </w:rPr>
+      </w:pPr>
+      <w:r>
+        <w:rPr>
+          <w:b/>
+          <w:bCs/>
+          <w:sz w:val="32"/>
+          <w:szCs w:val="32"/>
+        </w:rPr>
+        <w:t>/*Q0</w:t>
+      </w:r>
+      <w:r>
+        <w:rPr>
+          <w:b/>
+          <w:bCs/>
+          <w:sz w:val="32"/>
+          <w:szCs w:val="32"/>
+        </w:rPr>
+        <w:t>4</w:t>
+      </w:r>
+    </w:p>
+    <w:p>
+      <w:pPr>
+        <w:rPr>
+          <w:b/>
+          <w:bCs/>
+          <w:sz w:val="32"/>
+          <w:szCs w:val="32"/>
+        </w:rPr>
+      </w:pPr>
+      <w:r>
+        <w:rPr>
+          <w:sz w:val="32"/>
+          <w:szCs w:val="32"/>
+        </w:rPr>
+        <w:t xml:space="preserve">Quais são os cincos </w:t>
+      </w:r>
+      <w:r>
+        <w:rPr>
+          <w:b/>
+          <w:sz w:val="32"/>
+          <w:szCs w:val="32"/>
+        </w:rPr>
+        <w:t xml:space="preserve">principais métodos </w:t>
+      </w:r>
+      <w:r>
+        <w:rPr>
+          <w:sz w:val="32"/>
+          <w:szCs w:val="32"/>
+        </w:rPr>
+        <w:t xml:space="preserve">de selecionar elementos DOM dentro do </w:t>
+      </w:r>
+      <w:proofErr w:type="gramStart"/>
+      <w:r>
+        <w:rPr>
+          <w:sz w:val="32"/>
+          <w:szCs w:val="32"/>
+        </w:rPr>
+        <w:t>JS</w:t>
+      </w:r>
+      <w:r>
+        <w:rPr>
+          <w:sz w:val="32"/>
+          <w:szCs w:val="32"/>
+        </w:rPr>
+        <w:t>?</w:t>
+      </w:r>
+      <w:r>
+        <w:rPr>
+          <w:b/>
+          <w:bCs/>
+          <w:sz w:val="32"/>
+          <w:szCs w:val="32"/>
+        </w:rPr>
+        <w:t>*</w:t>
+      </w:r>
+      <w:proofErr w:type="gramEnd"/>
+      <w:r>
+        <w:rPr>
+          <w:b/>
+          <w:bCs/>
+          <w:sz w:val="32"/>
+          <w:szCs w:val="32"/>
+        </w:rPr>
+        <w:t>/</w:t>
+      </w:r>
+    </w:p>
+    <w:p>
+      <w:pPr>
+        <w:rPr>
+          <w:b/>
+          <w:bCs/>
+          <w:sz w:val="32"/>
+          <w:szCs w:val="32"/>
+        </w:rPr>
+      </w:pPr>
+      <w:r>
+        <w:rPr>
+          <w:b/>
+          <w:bCs/>
+          <w:noProof/>
+          <w:sz w:val="64"/>
+          <w:szCs w:val="64"/>
+        </w:rPr>
+        <mc:AlternateContent>
+          <mc:Choice Requires="wpg">
+            <w:drawing>
+              <wp:anchor distT="0" distB="0" distL="114300" distR="114300" simplePos="0" relativeHeight="251751424" behindDoc="0" locked="0" layoutInCell="1" allowOverlap="1" wp14:anchorId="2F2CABD8" wp14:editId="5FC948B2">
+                <wp:simplePos x="0" y="0"/>
+                <wp:positionH relativeFrom="margin">
+                  <wp:posOffset>0</wp:posOffset>
+                </wp:positionH>
+                <wp:positionV relativeFrom="paragraph">
+                  <wp:posOffset>0</wp:posOffset>
+                </wp:positionV>
+                <wp:extent cx="5760000" cy="532263"/>
+                <wp:effectExtent l="0" t="0" r="31750" b="20320"/>
+                <wp:wrapNone/>
+                <wp:docPr id="2115194017" name="Agrupar 10"/>
+                <wp:cNvGraphicFramePr/>
+                <a:graphic xmlns:a="http://schemas.openxmlformats.org/drawingml/2006/main">
+                  <a:graphicData uri="http://schemas.microsoft.com/office/word/2010/wordprocessingGroup">
+                    <wpg:wgp>
+                      <wpg:cNvGrpSpPr/>
+                      <wpg:grpSpPr>
+                        <a:xfrm>
+                          <a:off x="0" y="0"/>
+                          <a:ext cx="5760000" cy="532263"/>
+                          <a:chOff x="0" y="0"/>
+                          <a:chExt cx="5760000" cy="532263"/>
+                        </a:xfrm>
+                      </wpg:grpSpPr>
+                      <wpg:grpSp>
+                        <wpg:cNvPr id="321901649" name="Agrupar 8"/>
+                        <wpg:cNvGrpSpPr/>
+                        <wpg:grpSpPr>
+                          <a:xfrm>
+                            <a:off x="0" y="0"/>
+                            <a:ext cx="5760000" cy="341194"/>
+                            <a:chOff x="0" y="0"/>
+                            <a:chExt cx="5760000" cy="341194"/>
+                          </a:xfrm>
+                        </wpg:grpSpPr>
+                        <wpg:grpSp>
+                          <wpg:cNvPr id="706993756" name="Agrupar 4"/>
+                          <wpg:cNvGrpSpPr/>
+                          <wpg:grpSpPr>
+                            <a:xfrm>
+                              <a:off x="0" y="0"/>
+                              <a:ext cx="5760000" cy="180000"/>
+                              <a:chOff x="0" y="0"/>
+                              <a:chExt cx="5760000" cy="153090"/>
+                            </a:xfrm>
+                          </wpg:grpSpPr>
+                          <wps:wsp>
+                            <wps:cNvPr id="517768019" name="Conector reto 3"/>
+                            <wps:cNvCnPr/>
+                            <wps:spPr>
+                              <a:xfrm>
+                                <a:off x="0" y="0"/>
+                                <a:ext cx="5760000" cy="0"/>
+                              </a:xfrm>
+                              <a:prstGeom prst="line">
+                                <a:avLst/>
+                              </a:prstGeom>
+                            </wps:spPr>
+                            <wps:style>
+                              <a:lnRef idx="1">
+                                <a:schemeClr val="dk1"/>
+                              </a:lnRef>
+                              <a:fillRef idx="0">
+                                <a:schemeClr val="dk1"/>
+                              </a:fillRef>
+                              <a:effectRef idx="0">
+                                <a:schemeClr val="dk1"/>
+                              </a:effectRef>
+                              <a:fontRef idx="minor">
+                                <a:schemeClr val="tx1"/>
+                              </a:fontRef>
+                            </wps:style>
+                            <wps:bodyPr/>
+                          </wps:wsp>
+                          <wps:wsp>
+                            <wps:cNvPr id="2002840848" name="Conector reto 3"/>
+                            <wps:cNvCnPr/>
+                            <wps:spPr>
+                              <a:xfrm>
+                                <a:off x="0" y="153090"/>
+                                <a:ext cx="5760000" cy="0"/>
+                              </a:xfrm>
+                              <a:prstGeom prst="line">
+                                <a:avLst/>
+                              </a:prstGeom>
+                            </wps:spPr>
+                            <wps:style>
+                              <a:lnRef idx="1">
+                                <a:schemeClr val="dk1"/>
+                              </a:lnRef>
+                              <a:fillRef idx="0">
+                                <a:schemeClr val="dk1"/>
+                              </a:fillRef>
+                              <a:effectRef idx="0">
+                                <a:schemeClr val="dk1"/>
+                              </a:effectRef>
+                              <a:fontRef idx="minor">
+                                <a:schemeClr val="tx1"/>
+                              </a:fontRef>
+                            </wps:style>
+                            <wps:bodyPr/>
+                          </wps:wsp>
+                        </wpg:grpSp>
+                        <wps:wsp>
+                          <wps:cNvPr id="2115516434" name="Conector reto 3"/>
+                          <wps:cNvCnPr/>
+                          <wps:spPr>
+                            <a:xfrm>
+                              <a:off x="0" y="341194"/>
+                              <a:ext cx="5759450" cy="0"/>
+                            </a:xfrm>
+                            <a:prstGeom prst="line">
+                              <a:avLst/>
+                            </a:prstGeom>
+                          </wps:spPr>
+                          <wps:style>
+                            <a:lnRef idx="1">
+                              <a:schemeClr val="dk1"/>
+                            </a:lnRef>
+                            <a:fillRef idx="0">
+                              <a:schemeClr val="dk1"/>
+                            </a:fillRef>
+                            <a:effectRef idx="0">
+                              <a:schemeClr val="dk1"/>
+                            </a:effectRef>
+                            <a:fontRef idx="minor">
+                              <a:schemeClr val="tx1"/>
+                            </a:fontRef>
+                          </wps:style>
+                          <wps:bodyPr/>
+                        </wps:wsp>
+                      </wpg:grpSp>
+                      <wps:wsp>
+                        <wps:cNvPr id="558759229" name="Conector reto 9"/>
+                        <wps:cNvCnPr/>
+                        <wps:spPr>
+                          <a:xfrm>
+                            <a:off x="0" y="532263"/>
+                            <a:ext cx="5759450" cy="0"/>
+                          </a:xfrm>
+                          <a:prstGeom prst="line">
+                            <a:avLst/>
+                          </a:prstGeom>
+                        </wps:spPr>
+                        <wps:style>
+                          <a:lnRef idx="1">
+                            <a:schemeClr val="dk1"/>
+                          </a:lnRef>
+                          <a:fillRef idx="0">
+                            <a:schemeClr val="dk1"/>
+                          </a:fillRef>
+                          <a:effectRef idx="0">
+                            <a:schemeClr val="dk1"/>
+                          </a:effectRef>
+                          <a:fontRef idx="minor">
+                            <a:schemeClr val="tx1"/>
+                          </a:fontRef>
+                        </wps:style>
+                        <wps:bodyPr/>
+                      </wps:wsp>
+                    </wpg:wgp>
+                  </a:graphicData>
+                </a:graphic>
+              </wp:anchor>
+            </w:drawing>
+          </mc:Choice>
+          <mc:Fallback>
+            <w:pict>
+              <v:group w14:anchorId="6DFE0389" id="Agrupar 10" o:spid="_x0000_s1026" style="position:absolute;margin-left:0;margin-top:0;width:453.55pt;height:41.9pt;z-index:251751424;mso-position-horizontal-relative:margin" coordsize="57600,5322" o:gfxdata="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">
+                <v:group id="Agrupar 8" o:spid="_x0000_s1027" style="position:absolute;width:57600;height:3411" coordsize="57600,3411" o:gfxdata="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">
+                  <v:group id="Agrupar 4" o:spid="_x0000_s1028" style="position:absolute;width:57600;height:1800" coordsize="57600,1530" o:gfxdata="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">
+                    <v:line id="Conector reto 3" o:spid="_x0000_s1029" style="position:absolute;visibility:visible;mso-wrap-style:square" from="0,0" to="57600,0" o:connectortype="straight" o:gfxdata="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" strokecolor="black [3200]" strokeweight=".5pt">
+                      <v:stroke joinstyle="miter"/>
+                    </v:line>
+                    <v:line id="Conector reto 3" o:spid="_x0000_s1030" style="position:absolute;visibility:visible;mso-wrap-style:square" from="0,1530" to="57600,1530" o:connectortype="straight" o:gfxdata="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" strokecolor="black [3200]" strokeweight=".5pt">
+                      <v:stroke joinstyle="miter"/>
+                    </v:line>
+                  </v:group>
+                  <v:line id="Conector reto 3" o:spid="_x0000_s1031" style="position:absolute;visibility:visible;mso-wrap-style:square" from="0,3411" to="57594,3411" o:connectortype="straight" o:gfxdata="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" strokecolor="black [3200]" strokeweight=".5pt">
+                    <v:stroke joinstyle="miter"/>
+                  </v:line>
+                </v:group>
+                <v:line id="Conector reto 9" o:spid="_x0000_s1032" style="position:absolute;visibility:visible;mso-wrap-style:square" from="0,5322" to="57594,5322" o:connectortype="straight" o:gfxdata="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" strokecolor="black [3200]" strokeweight=".5pt">
+                  <v:stroke joinstyle="miter"/>
+                </v:line>
+                <w10:wrap anchorx="margin"/>
+              </v:group>
+            </w:pict>
+          </mc:Fallback>
+        </mc:AlternateContent>
+      </w:r>
+    </w:p>
+    <w:p>
+      <w:pPr>
+        <w:rPr>
+          <w:b/>
+          <w:bCs/>
+          <w:sz w:val="32"/>
+          <w:szCs w:val="32"/>
+        </w:rPr>
+      </w:pPr>
+    </w:p>
+    <w:p>
+      <w:pPr>
+        <w:rPr>
+          <w:b/>
+          <w:bCs/>
           <w:color w:val="000000" w:themeColor="text1"/>
           <w:sz w:val="64"/>
           <w:szCs w:val="64"/>
-        </w:rPr>
-      </w:pPr>
-    </w:p>
-    <w:p>
-      <w:pPr>
-        <w:rPr>
-          <w:b/>
-          <w:bCs/>
-          <w:color w:val="000000" w:themeColor="text1"/>
-          <w:sz w:val="64"/>
-          <w:szCs w:val="64"/>
-        </w:rPr>
-      </w:pPr>
-    </w:p>
-    <w:p>
-      <w:pPr>
-        <w:rPr>
-          <w:b/>
-          <w:bCs/>
-          <w:color w:val="000000" w:themeColor="text1"/>
-          <w:sz w:val="64"/>
-          <w:szCs w:val="64"/>
-        </w:rPr>
-      </w:pPr>
-    </w:p>
-    <w:p>
-      <w:pPr>
-        <w:rPr>
-          <w:noProof/>
-          <w:color w:val="000000" w:themeColor="text1"/>
-          <w:sz w:val="32"/>
-          <w:szCs w:val="32"/>
         </w:rPr>
       </w:pPr>
     </w:p>
@@ -20916,7 +21201,27 @@
           <w:szCs w:val="44"/>
         </w:rPr>
         <w:lastRenderedPageBreak/>
-        <w:t>Referencia = Event Reference MDN</w:t>
+        <w:t>Refer</w:t>
+      </w:r>
+      <w:r>
+        <w:rPr>
+          <w:b/>
+          <w:noProof/>
+          <w:color w:val="000000" w:themeColor="text1"/>
+          <w:sz w:val="44"/>
+          <w:szCs w:val="44"/>
+        </w:rPr>
+        <w:t>ê</w:t>
+      </w:r>
+      <w:r>
+        <w:rPr>
+          <w:b/>
+          <w:noProof/>
+          <w:color w:val="000000" w:themeColor="text1"/>
+          <w:sz w:val="44"/>
+          <w:szCs w:val="44"/>
+        </w:rPr>
+        <w:t>ncia = Event Reference MDN</w:t>
       </w:r>
     </w:p>
     <w:p>
